--- a/docs/content/quarto/t_test_report.docx
+++ b/docs/content/quarto/t_test_report.docx
@@ -15,7 +15,7 @@
         <w:pStyle w:val="Subtitle"/>
       </w:pPr>
       <w:r>
-        <w:t xml:space="preserve">A reproducible write-up of the Worksheet 04 analysis</w:t>
+        <w:t xml:space="preserve">A reproducible write-up of the Worksheets 09–10 analysis</w:t>
       </w:r>
     </w:p>
     <w:p>
@@ -31,7 +31,7 @@
         <w:pStyle w:val="Date"/>
       </w:pPr>
       <w:r>
-        <w:t xml:space="preserve">2026-07-05</w:t>
+        <w:t xml:space="preserve">2026-08-27</w:t>
       </w:r>
     </w:p>
     <w:sdt>
@@ -586,6 +586,156 @@
     </w:tbl>
     <w:p>
       <w:pPr>
+        <w:pStyle w:val="TableCaption"/>
+      </w:pPr>
+      <w:r>
+        <w:t xml:space="preserve">Table 2. Welch’s two-sample t-test of leaf weight by side.</w:t>
+      </w:r>
+    </w:p>
+    <w:tbl>
+      <w:tblPr>
+        <w:tblStyle w:val="Table"/>
+        <w:tblW w:type="auto" w:w="0"/>
+        <w:tblLook w:firstRow="1" w:lastRow="0" w:firstColumn="0" w:lastColumn="0" w:noHBand="0" w:noVBand="0" w:val="0020"/>
+        <w:tblCaption w:val="Table 2. Welch’s two-sample t-test of leaf weight by side."/>
+      </w:tblPr>
+      <w:tblGrid>
+        <w:gridCol w:w="1584"/>
+        <w:gridCol w:w="1584"/>
+        <w:gridCol w:w="1584"/>
+        <w:gridCol w:w="1584"/>
+        <w:gridCol w:w="1584"/>
+      </w:tblGrid>
+      <w:tr>
+        <w:trPr>
+          <w:tblHeader w:val="on"/>
+        </w:trPr>
+        <w:tc>
+          <w:tcPr/>
+          <w:p>
+            <w:pPr>
+              <w:pStyle w:val="Compact"/>
+              <w:jc w:val="right"/>
+            </w:pPr>
+            <w:r>
+              <w:t xml:space="preserve">Mean (shady)</w:t>
+            </w:r>
+          </w:p>
+        </w:tc>
+        <w:tc>
+          <w:tcPr/>
+          <w:p>
+            <w:pPr>
+              <w:pStyle w:val="Compact"/>
+              <w:jc w:val="right"/>
+            </w:pPr>
+            <w:r>
+              <w:t xml:space="preserve">Mean (sunny)</w:t>
+            </w:r>
+          </w:p>
+        </w:tc>
+        <w:tc>
+          <w:tcPr/>
+          <w:p>
+            <w:pPr>
+              <w:pStyle w:val="Compact"/>
+              <w:jc w:val="right"/>
+            </w:pPr>
+            <w:r>
+              <w:t xml:space="preserve">t</w:t>
+            </w:r>
+          </w:p>
+        </w:tc>
+        <w:tc>
+          <w:tcPr/>
+          <w:p>
+            <w:pPr>
+              <w:pStyle w:val="Compact"/>
+              <w:jc w:val="right"/>
+            </w:pPr>
+            <w:r>
+              <w:t xml:space="preserve">df</w:t>
+            </w:r>
+          </w:p>
+        </w:tc>
+        <w:tc>
+          <w:tcPr/>
+          <w:p>
+            <w:pPr>
+              <w:pStyle w:val="Compact"/>
+              <w:jc w:val="right"/>
+            </w:pPr>
+            <w:r>
+              <w:t xml:space="preserve">p-value</w:t>
+            </w:r>
+          </w:p>
+        </w:tc>
+      </w:tr>
+      <w:tr>
+        <w:tc>
+          <w:tcPr/>
+          <w:p>
+            <w:pPr>
+              <w:pStyle w:val="Compact"/>
+              <w:jc w:val="right"/>
+            </w:pPr>
+            <w:r>
+              <w:t xml:space="preserve">7.8</w:t>
+            </w:r>
+          </w:p>
+        </w:tc>
+        <w:tc>
+          <w:tcPr/>
+          <w:p>
+            <w:pPr>
+              <w:pStyle w:val="Compact"/>
+              <w:jc w:val="right"/>
+            </w:pPr>
+            <w:r>
+              <w:t xml:space="preserve">3.8</w:t>
+            </w:r>
+          </w:p>
+        </w:tc>
+        <w:tc>
+          <w:tcPr/>
+          <w:p>
+            <w:pPr>
+              <w:pStyle w:val="Compact"/>
+              <w:jc w:val="right"/>
+            </w:pPr>
+            <w:r>
+              <w:t xml:space="preserve">9.73</w:t>
+            </w:r>
+          </w:p>
+        </w:tc>
+        <w:tc>
+          <w:tcPr/>
+          <w:p>
+            <w:pPr>
+              <w:pStyle w:val="Compact"/>
+              <w:jc w:val="right"/>
+            </w:pPr>
+            <w:r>
+              <w:t xml:space="preserve">16.8</w:t>
+            </w:r>
+          </w:p>
+        </w:tc>
+        <w:tc>
+          <w:tcPr/>
+          <w:p>
+            <w:pPr>
+              <w:pStyle w:val="Compact"/>
+              <w:jc w:val="right"/>
+            </w:pPr>
+            <w:r>
+              <w:t xml:space="preserve">2.514428e-08</w:t>
+            </w:r>
+          </w:p>
+        </w:tc>
+      </w:tr>
+    </w:tbl>
+    <w:p>
+      <w:pPr>
         <w:pStyle w:val="BodyText"/>
       </w:pPr>
       <w:r>
@@ -605,13 +755,42 @@
         <w:t xml:space="preserve"> </w:t>
       </w:r>
       <w:r>
-        <w:t xml:space="preserve">than sunny-side leaves</w:t>
-      </w:r>
-      <w:r>
-        <w:t xml:space="preserve"> </w:t>
-      </w:r>
-      <w:r>
-        <w:t xml:space="preserve">(Welch’s two-sample t-test: t(16.8) = 9.73,</w:t>
+        <w:t xml:space="preserve">than sunny-side leaves: the</w:t>
+      </w:r>
+      <w:r>
+        <w:t xml:space="preserve"> </w:t>
+      </w:r>
+      <w:r>
+        <w:t xml:space="preserve">group means, SE, and</w:t>
+      </w:r>
+      <w:r>
+        <w:t xml:space="preserve"> </w:t>
+      </w:r>
+      <w:r>
+        <w:rPr>
+          <w:i/>
+          <w:iCs/>
+        </w:rPr>
+        <w:t xml:space="preserve">n</w:t>
+      </w:r>
+      <w:r>
+        <w:t xml:space="preserve"> </w:t>
+      </w:r>
+      <w:r>
+        <w:t xml:space="preserve">are in Table 1, and the</w:t>
+      </w:r>
+      <w:r>
+        <w:t xml:space="preserve"> </w:t>
+      </w:r>
+      <w:r>
+        <w:rPr>
+          <w:i/>
+          <w:iCs/>
+        </w:rPr>
+        <w:t xml:space="preserve">t</w:t>
+      </w:r>
+      <w:r>
+        <w:t xml:space="preserve">, df, and</w:t>
       </w:r>
       <w:r>
         <w:t xml:space="preserve"> </w:t>
@@ -624,25 +803,32 @@
         <w:t xml:space="preserve">p</w:t>
       </w:r>
       <w:r>
-        <w:t xml:space="preserve"> </w:t>
-      </w:r>
-      <w:r>
-        <w:t xml:space="preserve">= 2.5</w:t>
-      </w:r>
-      <w:r>
-        <w:t xml:space="preserve">^{-8}).</w:t>
-      </w:r>
-      <w:r>
-        <w:t xml:space="preserve"> </w:t>
-      </w:r>
-      <w:r>
-        <w:t xml:space="preserve">Mean ± SE weight was 7.8 ± 0.33 g for shady leaves and</w:t>
-      </w:r>
-      <w:r>
-        <w:t xml:space="preserve"> </w:t>
-      </w:r>
-      <w:r>
-        <w:t xml:space="preserve">3.8 ± 0.25 g for sunny leaves.</w:t>
+        <w:t xml:space="preserve">-value of the</w:t>
+      </w:r>
+      <w:r>
+        <w:t xml:space="preserve"> </w:t>
+      </w:r>
+      <w:r>
+        <w:t xml:space="preserve">Welch’s test are in Table 2. The</w:t>
+      </w:r>
+      <w:r>
+        <w:t xml:space="preserve"> </w:t>
+      </w:r>
+      <w:r>
+        <w:rPr>
+          <w:i/>
+          <w:iCs/>
+        </w:rPr>
+        <w:t xml:space="preserve">p</w:t>
+      </w:r>
+      <w:r>
+        <w:t xml:space="preserve">-value is below the 0.05 threshold, so the</w:t>
+      </w:r>
+      <w:r>
+        <w:t xml:space="preserve"> </w:t>
+      </w:r>
+      <w:r>
+        <w:t xml:space="preserve">difference is significant.</w:t>
       </w:r>
     </w:p>
     <w:tbl>
@@ -741,44 +927,19 @@
               <w:spacing w:before="16" w:after="16"/>
             </w:pPr>
             <w:r>
-              <w:t xml:space="preserve">Every statistic in that sentence — t, df,</w:t>
+              <w:t xml:space="preserve">Every number in Tables 1 and 2 is computed from the raw data when the document</w:t>
             </w:r>
             <w:r>
               <w:t xml:space="preserve"> </w:t>
             </w:r>
             <w:r>
-              <w:rPr>
-                <w:i/>
-                <w:iCs/>
-              </w:rPr>
-              <w:t xml:space="preserve">p</w:t>
-            </w:r>
-            <w:r>
-              <w:t xml:space="preserve">, and both means ± SE — was inserted</w:t>
+              <w:t xml:space="preserve">renders — nothing was typed or pasted. If a leaf measurement changed, you would</w:t>
             </w:r>
             <w:r>
               <w:t xml:space="preserve"> </w:t>
             </w:r>
             <w:r>
-              <w:t xml:space="preserve">with inline code such as</w:t>
-            </w:r>
-            <w:r>
-              <w:t xml:space="preserve"> </w:t>
-            </w:r>
-            <w:r>
-              <w:rPr>
-                <w:rStyle w:val="VerbatimChar"/>
-              </w:rPr>
-              <w:t xml:space="preserve">9.73</w:t>
-            </w:r>
-            <w:r>
-              <w:t xml:space="preserve">. If a leaf measurement changed, you</w:t>
-            </w:r>
-            <w:r>
-              <w:t xml:space="preserve"> </w:t>
-            </w:r>
-            <w:r>
-              <w:t xml:space="preserve">would fix the data file, press</w:t>
+              <w:t xml:space="preserve">fix the data file, press</w:t>
             </w:r>
             <w:r>
               <w:t xml:space="preserve"> </w:t>
@@ -791,13 +952,13 @@
               <w:t xml:space="preserve">Render</w:t>
             </w:r>
             <w:r>
-              <w:t xml:space="preserve">, and the sentence would rewrite itself.</w:t>
+              <w:t xml:space="preserve">, and both tables would update themselves. In</w:t>
             </w:r>
             <w:r>
               <w:t xml:space="preserve"> </w:t>
             </w:r>
             <w:r>
-              <w:t xml:space="preserve">In a plain script you would retype all of these by hand.</w:t>
+              <w:t xml:space="preserve">a plain script you would retype all of these by hand.</w:t>
             </w:r>
           </w:p>
         </w:tc>

--- a/docs/content/quarto/t_test_report.docx
+++ b/docs/content/quarto/t_test_report.docx
@@ -31,7 +31,7 @@
         <w:pStyle w:val="Date"/>
       </w:pPr>
       <w:r>
-        <w:t xml:space="preserve">2026-08-27</w:t>
+        <w:t xml:space="preserve">2026-09-01</w:t>
       </w:r>
     </w:p>
     <w:sdt>

--- a/docs/content/quarto/t_test_report.docx
+++ b/docs/content/quarto/t_test_report.docx
@@ -31,7 +31,7 @@
         <w:pStyle w:val="Date"/>
       </w:pPr>
       <w:r>
-        <w:t xml:space="preserve">2026-09-01</w:t>
+        <w:t xml:space="preserve">2026-09-03</w:t>
       </w:r>
     </w:p>
     <w:sdt>

--- a/docs/content/quarto/t_test_report.docx
+++ b/docs/content/quarto/t_test_report.docx
@@ -971,7 +971,7 @@
       <w:r>
         <w:drawing>
           <wp:inline>
-            <wp:extent cx="5943600" cy="3962400"/>
+            <wp:extent cx="2286000" cy="1524000"/>
             <wp:effectExtent b="0" l="0" r="0" t="0"/>
             <wp:docPr descr="Figure 1. Leaf weight by side of tree. Points show individual leaves; the test result is printed in the subtitle." title="" id="15" name="Picture"/>
             <a:graphic>
@@ -992,7 +992,7 @@
                   <pic:spPr bwMode="auto">
                     <a:xfrm>
                       <a:off x="0" y="0"/>
-                      <a:ext cx="5943600" cy="3962400"/>
+                      <a:ext cx="2286000" cy="1524000"/>
                     </a:xfrm>
                     <a:prstGeom prst="rect">
                       <a:avLst/>
@@ -2155,8 +2155,8 @@
       <w:rFonts w:asciiTheme="majorHAnsi" w:cstheme="majorBidi" w:eastAsiaTheme="majorEastAsia" w:hAnsiTheme="majorHAnsi"/>
       <w:spacing w:val="-10"/>
       <w:kern w:val="28"/>
-      <w:sz w:val="56"/>
-      <w:szCs w:val="56"/>
+      <w:sz w:val="40"/>
+      <w:szCs w:val="40"/>
     </w:rPr>
   </w:style>
   <w:style w:customStyle="1" w:styleId="TitleChar" w:type="character">
@@ -2169,8 +2169,8 @@
       <w:rFonts w:asciiTheme="majorHAnsi" w:cstheme="majorBidi" w:eastAsiaTheme="majorEastAsia" w:hAnsiTheme="majorHAnsi"/>
       <w:spacing w:val="-10"/>
       <w:kern w:val="28"/>
-      <w:sz w:val="56"/>
-      <w:szCs w:val="56"/>
+      <w:sz w:val="40"/>
+      <w:szCs w:val="40"/>
     </w:rPr>
   </w:style>
   <w:style w:styleId="Subtitle" w:type="paragraph">

--- a/docs/content/quarto/t_test_report.docx
+++ b/docs/content/quarto/t_test_report.docx
@@ -31,7 +31,7 @@
         <w:pStyle w:val="Date"/>
       </w:pPr>
       <w:r>
-        <w:t xml:space="preserve">2026-09-03</w:t>
+        <w:t xml:space="preserve">2026-09-04</w:t>
       </w:r>
     </w:p>
     <w:sdt>
